--- a/CÔNG TY TNHH MỘT THÀNH VIÊN ĐẦU TƯ THƯƠNG MẠI H2L/Giải thể B1/Uyquyen.docx
+++ b/CÔNG TY TNHH MỘT THÀNH VIÊN ĐẦU TƯ THƯƠNG MẠI H2L/Giải thể B1/Uyquyen.docx
@@ -1,6 +1,6 @@
 
 <file path=word/document.xml><?xml version="1.0" encoding="utf-8"?>
-<w:document xmlns:wpc="http://schemas.microsoft.com/office/word/2010/wordprocessingCanvas" xmlns:cx="http://schemas.microsoft.com/office/drawing/2014/chartex" xmlns:mc="http://schemas.openxmlformats.org/markup-compatibility/2006" xmlns:o="urn:schemas-microsoft-com:office:office" xmlns:r="http://schemas.openxmlformats.org/officeDocument/2006/relationships" xmlns:m="http://schemas.openxmlformats.org/officeDocument/2006/math" xmlns:v="urn:schemas-microsoft-com:vml" xmlns:wp14="http://schemas.microsoft.com/office/word/2010/wordprocessingDrawing" xmlns:wp="http://schemas.openxmlformats.org/drawingml/2006/wordprocessingDrawing" xmlns:w10="urn:schemas-microsoft-com:office:word" xmlns:w="http://schemas.openxmlformats.org/wordprocessingml/2006/main" xmlns:w14="http://schemas.microsoft.com/office/word/2010/wordml" xmlns:w15="http://schemas.microsoft.com/office/word/2012/wordml" xmlns:w16se="http://schemas.microsoft.com/office/word/2015/wordml/symex" xmlns:wpg="http://schemas.microsoft.com/office/word/2010/wordprocessingGroup" xmlns:wpi="http://schemas.microsoft.com/office/word/2010/wordprocessingInk" xmlns:wne="http://schemas.microsoft.com/office/word/2006/wordml" xmlns:wps="http://schemas.microsoft.com/office/word/2010/wordprocessingShape" mc:Ignorable="w14 w15 w16se wp14">
+<w:document xmlns:wpc="http://schemas.microsoft.com/office/word/2010/wordprocessingCanvas" xmlns:cx="http://schemas.microsoft.com/office/drawing/2014/chartex" xmlns:cx1="http://schemas.microsoft.com/office/drawing/2015/9/8/chartex" xmlns:mc="http://schemas.openxmlformats.org/markup-compatibility/2006" xmlns:o="urn:schemas-microsoft-com:office:office" xmlns:r="http://schemas.openxmlformats.org/officeDocument/2006/relationships" xmlns:m="http://schemas.openxmlformats.org/officeDocument/2006/math" xmlns:v="urn:schemas-microsoft-com:vml" xmlns:wp14="http://schemas.microsoft.com/office/word/2010/wordprocessingDrawing" xmlns:wp="http://schemas.openxmlformats.org/drawingml/2006/wordprocessingDrawing" xmlns:w10="urn:schemas-microsoft-com:office:word" xmlns:w="http://schemas.openxmlformats.org/wordprocessingml/2006/main" xmlns:w14="http://schemas.microsoft.com/office/word/2010/wordml" xmlns:w15="http://schemas.microsoft.com/office/word/2012/wordml" xmlns:w16se="http://schemas.microsoft.com/office/word/2015/wordml/symex" xmlns:wpg="http://schemas.microsoft.com/office/word/2010/wordprocessingGroup" xmlns:wpi="http://schemas.microsoft.com/office/word/2010/wordprocessingInk" xmlns:wne="http://schemas.microsoft.com/office/word/2006/wordml" xmlns:wps="http://schemas.microsoft.com/office/word/2010/wordprocessingShape" mc:Ignorable="w14 w15 w16se wp14">
   <w:body>
     <w:p>
       <w:pPr>
@@ -358,8 +358,10 @@
           <w:sz w:val="26"/>
           <w:szCs w:val="26"/>
         </w:rPr>
-        <w:t>PHẠM THỊ THÙY LINH</w:t>
-      </w:r>
+        <w:t>NGUYỄN THỊ THÙY LINH</w:t>
+      </w:r>
+      <w:bookmarkStart w:id="0" w:name="_GoBack"/>
+      <w:bookmarkEnd w:id="0"/>
       <w:r>
         <w:rPr>
           <w:rFonts w:ascii="Times New Roman" w:hAnsi="Times New Roman" w:cs="Times New Roman"/>
@@ -886,38 +888,17 @@
           <w:sz w:val="26"/>
           <w:szCs w:val="26"/>
         </w:rPr>
-        <w:t xml:space="preserve">, </w:t>
-      </w:r>
-      <w:bookmarkStart w:id="0" w:name="_GoBack"/>
-      <w:r>
-        <w:rPr>
-          <w:rFonts w:ascii="Times New Roman" w:hAnsi="Times New Roman" w:cs="Times New Roman"/>
-          <w:color w:val="000000" w:themeColor="text1"/>
-          <w:sz w:val="26"/>
-          <w:szCs w:val="26"/>
-        </w:rPr>
-        <w:t>giải thể chi nhánh</w:t>
-      </w:r>
-      <w:r>
-        <w:rPr>
-          <w:rFonts w:ascii="Times New Roman" w:hAnsi="Times New Roman" w:cs="Times New Roman"/>
-          <w:color w:val="000000" w:themeColor="text1"/>
-          <w:sz w:val="26"/>
-          <w:szCs w:val="26"/>
-          <w:lang w:val="vi-VN"/>
-        </w:rPr>
-        <w:t xml:space="preserve"> </w:t>
-      </w:r>
-      <w:bookmarkEnd w:id="0"/>
-      <w:r>
-        <w:rPr>
-          <w:rFonts w:ascii="Times New Roman" w:hAnsi="Times New Roman" w:cs="Times New Roman"/>
-          <w:color w:val="000000" w:themeColor="text1"/>
-          <w:sz w:val="26"/>
-          <w:szCs w:val="26"/>
-          <w:lang w:val="vi-VN"/>
-        </w:rPr>
-        <w:t xml:space="preserve">theo quy định của pháp luật, bao gồm nhưng không giới hạn việc thực hiện các công việc sau đây: </w:t>
+        <w:t>, giải thể chi nhánh</w:t>
+      </w:r>
+      <w:r>
+        <w:rPr>
+          <w:rFonts w:ascii="Times New Roman" w:hAnsi="Times New Roman" w:cs="Times New Roman"/>
+          <w:color w:val="000000" w:themeColor="text1"/>
+          <w:sz w:val="26"/>
+          <w:szCs w:val="26"/>
+          <w:lang w:val="vi-VN"/>
+        </w:rPr>
+        <w:t xml:space="preserve"> theo quy định của pháp luật, bao gồm nhưng không giới hạn việc thực hiện các công việc sau đây: </w:t>
       </w:r>
     </w:p>
     <w:p>
@@ -1246,7 +1227,7 @@
 </file>
 
 <file path=word/endnotes.xml><?xml version="1.0" encoding="utf-8"?>
-<w:endnotes xmlns:wpc="http://schemas.microsoft.com/office/word/2010/wordprocessingCanvas" xmlns:cx="http://schemas.microsoft.com/office/drawing/2014/chartex" xmlns:mc="http://schemas.openxmlformats.org/markup-compatibility/2006" xmlns:o="urn:schemas-microsoft-com:office:office" xmlns:r="http://schemas.openxmlformats.org/officeDocument/2006/relationships" xmlns:m="http://schemas.openxmlformats.org/officeDocument/2006/math" xmlns:v="urn:schemas-microsoft-com:vml" xmlns:wp14="http://schemas.microsoft.com/office/word/2010/wordprocessingDrawing" xmlns:wp="http://schemas.openxmlformats.org/drawingml/2006/wordprocessingDrawing" xmlns:w10="urn:schemas-microsoft-com:office:word" xmlns:w="http://schemas.openxmlformats.org/wordprocessingml/2006/main" xmlns:w14="http://schemas.microsoft.com/office/word/2010/wordml" xmlns:w15="http://schemas.microsoft.com/office/word/2012/wordml" xmlns:w16se="http://schemas.microsoft.com/office/word/2015/wordml/symex" xmlns:wpg="http://schemas.microsoft.com/office/word/2010/wordprocessingGroup" xmlns:wpi="http://schemas.microsoft.com/office/word/2010/wordprocessingInk" xmlns:wne="http://schemas.microsoft.com/office/word/2006/wordml" xmlns:wps="http://schemas.microsoft.com/office/word/2010/wordprocessingShape" mc:Ignorable="w14 w15 w16se wp14">
+<w:endnotes xmlns:wpc="http://schemas.microsoft.com/office/word/2010/wordprocessingCanvas" xmlns:cx="http://schemas.microsoft.com/office/drawing/2014/chartex" xmlns:cx1="http://schemas.microsoft.com/office/drawing/2015/9/8/chartex" xmlns:mc="http://schemas.openxmlformats.org/markup-compatibility/2006" xmlns:o="urn:schemas-microsoft-com:office:office" xmlns:r="http://schemas.openxmlformats.org/officeDocument/2006/relationships" xmlns:m="http://schemas.openxmlformats.org/officeDocument/2006/math" xmlns:v="urn:schemas-microsoft-com:vml" xmlns:wp14="http://schemas.microsoft.com/office/word/2010/wordprocessingDrawing" xmlns:wp="http://schemas.openxmlformats.org/drawingml/2006/wordprocessingDrawing" xmlns:w10="urn:schemas-microsoft-com:office:word" xmlns:w="http://schemas.openxmlformats.org/wordprocessingml/2006/main" xmlns:w14="http://schemas.microsoft.com/office/word/2010/wordml" xmlns:w15="http://schemas.microsoft.com/office/word/2012/wordml" xmlns:w16se="http://schemas.microsoft.com/office/word/2015/wordml/symex" xmlns:wpg="http://schemas.microsoft.com/office/word/2010/wordprocessingGroup" xmlns:wpi="http://schemas.microsoft.com/office/word/2010/wordprocessingInk" xmlns:wne="http://schemas.microsoft.com/office/word/2006/wordml" xmlns:wps="http://schemas.microsoft.com/office/word/2010/wordprocessingShape" mc:Ignorable="w14 w15 w16se wp14">
   <w:endnote w:type="separator" w:id="-1">
     <w:p>
       <w:pPr>
@@ -1271,7 +1252,7 @@
 </file>
 
 <file path=word/footnotes.xml><?xml version="1.0" encoding="utf-8"?>
-<w:footnotes xmlns:wpc="http://schemas.microsoft.com/office/word/2010/wordprocessingCanvas" xmlns:cx="http://schemas.microsoft.com/office/drawing/2014/chartex" xmlns:mc="http://schemas.openxmlformats.org/markup-compatibility/2006" xmlns:o="urn:schemas-microsoft-com:office:office" xmlns:r="http://schemas.openxmlformats.org/officeDocument/2006/relationships" xmlns:m="http://schemas.openxmlformats.org/officeDocument/2006/math" xmlns:v="urn:schemas-microsoft-com:vml" xmlns:wp14="http://schemas.microsoft.com/office/word/2010/wordprocessingDrawing" xmlns:wp="http://schemas.openxmlformats.org/drawingml/2006/wordprocessingDrawing" xmlns:w10="urn:schemas-microsoft-com:office:word" xmlns:w="http://schemas.openxmlformats.org/wordprocessingml/2006/main" xmlns:w14="http://schemas.microsoft.com/office/word/2010/wordml" xmlns:w15="http://schemas.microsoft.com/office/word/2012/wordml" xmlns:w16se="http://schemas.microsoft.com/office/word/2015/wordml/symex" xmlns:wpg="http://schemas.microsoft.com/office/word/2010/wordprocessingGroup" xmlns:wpi="http://schemas.microsoft.com/office/word/2010/wordprocessingInk" xmlns:wne="http://schemas.microsoft.com/office/word/2006/wordml" xmlns:wps="http://schemas.microsoft.com/office/word/2010/wordprocessingShape" mc:Ignorable="w14 w15 w16se wp14">
+<w:footnotes xmlns:wpc="http://schemas.microsoft.com/office/word/2010/wordprocessingCanvas" xmlns:cx="http://schemas.microsoft.com/office/drawing/2014/chartex" xmlns:cx1="http://schemas.microsoft.com/office/drawing/2015/9/8/chartex" xmlns:mc="http://schemas.openxmlformats.org/markup-compatibility/2006" xmlns:o="urn:schemas-microsoft-com:office:office" xmlns:r="http://schemas.openxmlformats.org/officeDocument/2006/relationships" xmlns:m="http://schemas.openxmlformats.org/officeDocument/2006/math" xmlns:v="urn:schemas-microsoft-com:vml" xmlns:wp14="http://schemas.microsoft.com/office/word/2010/wordprocessingDrawing" xmlns:wp="http://schemas.openxmlformats.org/drawingml/2006/wordprocessingDrawing" xmlns:w10="urn:schemas-microsoft-com:office:word" xmlns:w="http://schemas.openxmlformats.org/wordprocessingml/2006/main" xmlns:w14="http://schemas.microsoft.com/office/word/2010/wordml" xmlns:w15="http://schemas.microsoft.com/office/word/2012/wordml" xmlns:w16se="http://schemas.microsoft.com/office/word/2015/wordml/symex" xmlns:wpg="http://schemas.microsoft.com/office/word/2010/wordprocessingGroup" xmlns:wpi="http://schemas.microsoft.com/office/word/2010/wordprocessingInk" xmlns:wne="http://schemas.microsoft.com/office/word/2006/wordml" xmlns:wps="http://schemas.microsoft.com/office/word/2010/wordprocessingShape" mc:Ignorable="w14 w15 w16se wp14">
   <w:footnote w:type="separator" w:id="-1">
     <w:p>
       <w:pPr>
@@ -1296,7 +1277,7 @@
 </file>
 
 <file path=word/numbering.xml><?xml version="1.0" encoding="utf-8"?>
-<w:numbering xmlns:wpc="http://schemas.microsoft.com/office/word/2010/wordprocessingCanvas" xmlns:cx="http://schemas.microsoft.com/office/drawing/2014/chartex" xmlns:mc="http://schemas.openxmlformats.org/markup-compatibility/2006" xmlns:o="urn:schemas-microsoft-com:office:office" xmlns:r="http://schemas.openxmlformats.org/officeDocument/2006/relationships" xmlns:m="http://schemas.openxmlformats.org/officeDocument/2006/math" xmlns:v="urn:schemas-microsoft-com:vml" xmlns:wp14="http://schemas.microsoft.com/office/word/2010/wordprocessingDrawing" xmlns:wp="http://schemas.openxmlformats.org/drawingml/2006/wordprocessingDrawing" xmlns:w10="urn:schemas-microsoft-com:office:word" xmlns:w="http://schemas.openxmlformats.org/wordprocessingml/2006/main" xmlns:w14="http://schemas.microsoft.com/office/word/2010/wordml" xmlns:w15="http://schemas.microsoft.com/office/word/2012/wordml" xmlns:w16se="http://schemas.microsoft.com/office/word/2015/wordml/symex" xmlns:wpg="http://schemas.microsoft.com/office/word/2010/wordprocessingGroup" xmlns:wpi="http://schemas.microsoft.com/office/word/2010/wordprocessingInk" xmlns:wne="http://schemas.microsoft.com/office/word/2006/wordml" xmlns:wps="http://schemas.microsoft.com/office/word/2010/wordprocessingShape" mc:Ignorable="w14 w15 w16se wp14">
+<w:numbering xmlns:wpc="http://schemas.microsoft.com/office/word/2010/wordprocessingCanvas" xmlns:cx="http://schemas.microsoft.com/office/drawing/2014/chartex" xmlns:cx1="http://schemas.microsoft.com/office/drawing/2015/9/8/chartex" xmlns:mc="http://schemas.openxmlformats.org/markup-compatibility/2006" xmlns:o="urn:schemas-microsoft-com:office:office" xmlns:r="http://schemas.openxmlformats.org/officeDocument/2006/relationships" xmlns:m="http://schemas.openxmlformats.org/officeDocument/2006/math" xmlns:v="urn:schemas-microsoft-com:vml" xmlns:wp14="http://schemas.microsoft.com/office/word/2010/wordprocessingDrawing" xmlns:wp="http://schemas.openxmlformats.org/drawingml/2006/wordprocessingDrawing" xmlns:w10="urn:schemas-microsoft-com:office:word" xmlns:w="http://schemas.openxmlformats.org/wordprocessingml/2006/main" xmlns:w14="http://schemas.microsoft.com/office/word/2010/wordml" xmlns:w15="http://schemas.microsoft.com/office/word/2012/wordml" xmlns:w16se="http://schemas.microsoft.com/office/word/2015/wordml/symex" xmlns:wpg="http://schemas.microsoft.com/office/word/2010/wordprocessingGroup" xmlns:wpi="http://schemas.microsoft.com/office/word/2010/wordprocessingInk" xmlns:wne="http://schemas.microsoft.com/office/word/2006/wordml" xmlns:wps="http://schemas.microsoft.com/office/word/2010/wordprocessingShape" mc:Ignorable="w14 w15 w16se wp14">
   <w:abstractNum w:abstractNumId="0" w15:restartNumberingAfterBreak="0">
     <w:nsid w:val="2EB414B8"/>
     <w:multiLevelType w:val="singleLevel"/>
